--- a/example_articles/states/Maine/2.states_Maine_New_York_Times.docx
+++ b/example_articles/states/Maine/2.states_Maine_New_York_Times.docx
@@ -27,17 +27,17 @@
     </w:p>
     <w:p>
       <w:r>
-        <w:t>Source File: NYT/37.DOCX</w:t>
+        <w:t>Source file: NYT/37.DOCX</w:t>
       </w:r>
     </w:p>
     <w:p>
       <w:r>
-        <w:t>Raw locations result: ['Maine']</w:t>
+        <w:t>Raw locations result, 'locations': ['Maine']</w:t>
       </w:r>
     </w:p>
     <w:p>
       <w:r>
-        <w:t>states_stand_flat (Standardized): Maine</w:t>
+        <w:t>Standardized locations result, 'states_stand_flat': Maine</w:t>
       </w:r>
     </w:p>
     <w:p>

--- a/example_articles/states/Maine/2.states_Maine_New_York_Times.docx
+++ b/example_articles/states/Maine/2.states_Maine_New_York_Times.docx
@@ -7,7 +7,7 @@
         <w:pStyle w:val="Heading1"/>
       </w:pPr>
       <w:r>
-        <w:t>Zestfully Pursuing A Living, In the Raw</w:t>
+        <w:t>Writing a Novel in the Deli, Making Revisions in the Bar</w:t>
       </w:r>
     </w:p>
     <w:p>
@@ -17,17 +17,17 @@
     </w:p>
     <w:p>
       <w:r>
-        <w:t>Date: 2004-04-11</w:t>
+        <w:t>Date: 2001-08-29</w:t>
       </w:r>
     </w:p>
     <w:p>
       <w:r>
-        <w:t>Section: Section 14; Column 1; The City Weekly Desk; Pg. 1; COPING</w:t>
+        <w:t>Section: Section E; Column 4; The Arts/Cultural Desk; Pg. 1</w:t>
       </w:r>
     </w:p>
     <w:p>
       <w:r>
-        <w:t>Source file: NYT/37.DOCX</w:t>
+        <w:t>Source file: NYT/51.DOCX</w:t>
       </w:r>
     </w:p>
     <w:p>
@@ -49,42 +49,55 @@
     </w:p>
     <w:p>
       <w:r>
-        <w:t>''EXPERIENCED Shucker Wanted,'' the sign in the window said. ''Inquire Within.''</w:t>
+        <w:t>In his five novels, from "Mohawk" through his latest book, "Empire Falls," Richard Russo has proved himself to be an alchemist, transforming the quotidian -- everyday people and seemingly ordinary events -- into the quintessential.</w:t>
         <w:br/>
-        <w:t xml:space="preserve"> As signs go, this one has captured its share of attention in the three weeks since it went up at Jezebel, one of the few longtime, black-owned, upscale restaurants in New York, let alone Midtown. People have peered at it, asked about it, and a couple of people have even applied. But then attention seems to come effortlessly for Alberta Wright, proprietor of Jezebel, a former lover's pet name for Ms. Wright, who was sitting this day on a barstool wearing mannish loafers, flouncy black skirt and silver bangle earrings.</w:t>
+        <w:t xml:space="preserve">     To the passing stranger, the fictional Empire Falls might look like a ghost town. The textile mill and shirt factory that once made it a thriving Maine community have long since disappeared, leaving a main street of sleepy nonchalance. But as illuminated by Mr. Russo, the town is full of vivid characters and is the embodiment of the dreams and disappointments of its citizens and, on a metaphorical level, of the country they live in. </w:t>
         <w:br/>
-        <w:t xml:space="preserve">  In this case, it was that oxymoronic juxtaposition of the phrase ''shucker wanted,'' which seemed to be advertising a working-class position dockside in a rough part of town, and the antique gentility of the admonition ''Inquire Within'' that caught the eye.</w:t>
+        <w:t xml:space="preserve"> With "Empire Falls," Mr. Russo moves from New York State, the setting of "Mohawk" and "Nobody's Fool" (a novel that became a Paul Newman film), to Maine. That route follows the author's own journey. Born in Johnstown, N.Y., 52 years ago, he grew up in nearby Gloversville. For five years he has lived here in Camden, a picture-perfect, harborside community, the antithesis of Empire Falls, which, he says, is closer to such inland Maine towns as Lewiston, Madison and Skowhegan.</w:t>
         <w:br/>
-        <w:t xml:space="preserve"> But Ms. Wright is like that too, oxymoronic. She can talk about friends like Michael Douglas, Andre Leon Talley, Lauren Hutton as if everybody had them, saying that they helped her when she started out, and in the next breath let slip that she was a migrant laborer, so many years ago that she doesn't care to count them. </w:t>
+        <w:t>For many years, Camden has been a home for writers, painters and photographers, and now Rick Russo is the most notable resident artist. As unpretentious as any of his principal characters, he is a familiar figure on Camden streets.</w:t>
         <w:br/>
-        <w:t xml:space="preserve"> She never craved a raw bar, until now. ''One man came by and said: 'Shucker! What kind of shucker are you looking for?''' she recounted.</w:t>
+        <w:t>The unofficial Russo tour of the city begins at the Camden Deli, a small cafe where every morning he sits at a corner table and writes in a composition book. Before lunch he moves to Fitzpatrick's bar and grill near the pier, and revises what he has written that morning or on previous days. Around the corner from Fitzpatrick's is the Owl and Turtle Bookshop, where signed copies of "Empire Falls" have been selling briskly since the book's publication.</w:t>
         <w:br/>
-        <w:t xml:space="preserve"> Her son, Michael, an actor (''The Principal,'' with James Belushi, ''Sugar Hill,'' with Wesley Snipes), happened to be in the restaurant at the time. ''Oyster shucker,'' he said. ''Raw bar.''</w:t>
+        <w:t>Later in the afternoon he returns home and puts his revisions on a computer. This is a routine he follows like a ritual. Having previously written in college cafeterias in stolen hours between teaching classes, he finds a kind of aesthetic tranquillity amid the tumult of daily life. When Mr. Russo is writing in a public place, people don't bother him, at least "not more than once." And "if the phone rings, it's not for me."</w:t>
         <w:br/>
-        <w:t xml:space="preserve"> The man was not mollified. He warned Mr. Wright: ''Some black guy is going to come by from the ghetto, and say: 'Let's shuck. What you want me to shuck? Take it all off.'''</w:t>
+        <w:t>One Sunday morning he altered his schedule to sit in the sunroom of his home (where he lives with his wife and their two daughters) and talk about himself and his work. Asked how much one would know about his life from reading his novels, he said, "There are things in my novels that are very autobiographical and there are things that are just wholly imagined." With a typically hearty laugh, he added, "And I'm probably not going to tell you which is which."</w:t>
         <w:br/>
-        <w:t xml:space="preserve"> This drove Ms. Wright to the Internet, where she looked up ''shuck'' in the Merriam-Webster Dictionary, and discovered that it did, indeed, have to do with removing outer coverings. So she amended her sign to read, ''Experienced Oyster Shucker Wanted. Inquire Within.''</w:t>
+        <w:t>Undeniably he knows the territory from personal experience. Aspects of Mr. Russo and his late father, James (a decorated war hero and a plumber), run through all the books. Jimmy Russo is there in Sam Hall in "The Risk Pool"; as Sully, the character played by Mr. Newman in "Nobody's Fool"; and in Max Roby, an unemployed house painter and the father of the protagonist, Miles Roby, in "Empire Falls." They all have, he said, a certain "roguish, rakish quality." Mr. Newman already has his eye on playing Max if a movie or a mini-series is made from "Empire Falls," Mr. Russo said.</w:t>
         <w:br/>
-        <w:t xml:space="preserve"> A couple of men who said they had been oyster shuckers at Docks on the Upper West Side applied, but the one she liked never returned. ''Let me tell you, there aren't many shuckers,'' she said. ''You can't leave sand or shell in the oyster, because people can choke on that. You have to know how to smell 'em, make sure the oysters are good.''</w:t>
+        <w:t>"There's a certain spirit to my father that I tend to capture in various guises," Mr. Russo said. "He was one of the most generous men I've ever known about any kind of unenforceable obligation" to a friend or an acquaintance. "My father wasn't good at enforceable obligations, like husband to wife. As soon as you told him he had do something, that was the end of that."</w:t>
         <w:br/>
-        <w:t xml:space="preserve"> She considered luring a shucker from another raw bar, but worried about the ethics of such a move. She regretted not having visited the picket line outside the Oyster Bar at Grand Central Terminal before the strike there was settled two weeks ago. ''I know a lot of these guys are Mexican, and people have a tendency not to pay them well. I was a migrant worker one time, so I know.''</w:t>
+        <w:t>His parents were divorced when he was in high school and he and his father became closer over the years. When he was home on vacation from college, he joined his father on the job as a laborer and also hung out with him at local bars: "One of the hard lessons I've learned in my life with my father and any number of people is that you can't really ask them to do what they're not designed to do. You can only fiddle with their software."</w:t>
         <w:br/>
-        <w:t xml:space="preserve"> Ms. Wright grew up on a farm outside Charleston, S.C., the youngest of nine children. At 17, she hitched a ride to Florida on a trailer truck. ''I picked string beans,'' she said. ''I packed celery. I cut lettuce. Trust me, I'm the type to do anything to make a living.''</w:t>
+        <w:t>He found that he enjoyed the working-class life. "Sitting on a stool at a bar next to my father, listening to his stories," he said, "I was beginning to know all the people that he knew and have affection and respect for them as he did. There were times when I could imagine doing that for the rest of my life." Eventually those times and the people he met were transformed into his art.</w:t>
         <w:br/>
-        <w:t xml:space="preserve"> As ''Summertime'' blared over the sound system, Ms. Wright jumped off her bar stool. ''Hey, guys, that's too loud,'' she demurred. Not that she didn't like the singer. ''Aaron Neville. Him and Ron Isley, they're my two favorites.'' </w:t>
+        <w:t>Rick Russo himself is present in many characters in his novels, most particularly in Miles Roby in "Empire Falls" and in Miles's devotion to his teenage daughter. Although he once wanted to be a college professor, he has settled for a life as the manager of the Empire Grill, with the futile hope that he may eventually own the restaurant.</w:t>
         <w:br/>
-        <w:t xml:space="preserve"> The dinner hour was heating up, and Ms. Wright excused herself for a moment to seat a customer. ''Hirschman,'' said the customer, an older woman in heavy silver beads. Behind her was her husband, Albert O. Hirschman, the economist whom some credit with popularizing the concept of the exit strategy, which he called the exit option, and who was celebrating his 89th birthday. ''As long as you're in love, you can sit close,'' Ms. Wright cooed, finding a corner table where Warhol's Muhammad Ali looked down from one side and a gauzy French maiden from the other. </w:t>
+        <w:t>A classic underachiever, Miles is also a good man and a figure of some nobility. "One of the reasons I think he is heroic," Mr. Russo said, "is that in an age of whiners, he is not a whiner. He's made his choices. As much as he would like to blame circumstances for things that did not work out, he's much more likely to blame himself. He's been a grown-up for a very long time."</w:t>
         <w:br/>
-        <w:t xml:space="preserve"> Ms. Wright recommended the she-crab soup, spiked with sherry and nutmeg. She doesn't like to overindulge in her own she-crab soup; so much cream. Ms. Wright is very thin.</w:t>
+        <w:t>Mr. Russo said the book was inspired by two visual images. The first was a van that he saw that had "The Silver Fox" stenciled on it. That inscription brought to life the character of Walt Comeau, a small-town braggart who has run off with Miles's wife but remains an ostentatious regular in the Empire Grill. The other image was of Mr. Russo's younger daughter, Kate, leaving for school carrying a heavy backpack, a young woman "with too much weight to bear." Kate was the model for Miles's daughter, Tick, who is at the heart of the novel.</w:t>
         <w:br/>
-        <w:t xml:space="preserve"> And stylish. She has sold antique clothing and antique furniture. She ran a restaurant, also named Jezebel, on the Left Bank in Paris. She opened it on impulse --she had had a French boyfriend, a grandnephew of Toulouse-Lautrec -- and closed it after a few years. The New York Jezebel has lasted 20.</w:t>
+        <w:t>"Writing this book I had a sense that my own truest destiny is as a father of my daughters," he said. "I couldn't have brought that to life in Miles if I didn't feel it so deeply."</w:t>
         <w:br/>
-        <w:t xml:space="preserve"> How does one get from South Carolina to Paris and New York? ''I have no idea,'' she replied. ''Life, you know, we gotta take it all in stride.'' </w:t>
+        <w:t>As a novelist Mr. Russo was a late starter, although in common with his father and his grandfather, he has always been a storyteller. He did not begin writing until he was nearly 30, and then largely as a distraction from finishing his doctoral dissertation at the University of Arizona. His subject was the early American novelist Charles Brockden Brown. He thought that the graduate students in creative writing were having much more fun than he was. So he wrote a short story and then took classes in fiction writing.</w:t>
         <w:br/>
-        <w:t xml:space="preserve"> Then Ms. Wright changed the subject to more urgent matters. ''This shucker thing. I really hope I get a shucker, let me tell you. Clams, scallops. I make a salad out of raw scallop with balsamic vinegar. My own recipe.''</w:t>
+        <w:t>Several semesters and at least one published story later, he decided he had "a novelist's temperament: my imagination goes outward." He wrote a novel, about a bitter middle-aged woman in Arizona, and showed it to a professor who said that only one part of the book came to life, a flashback to a small town back East.</w:t>
         <w:br/>
-        <w:t xml:space="preserve"> Inquire within.</w:t>
+        <w:t>"I was trying to become a worldly and sophisticated young man and to distance myself from my parochial past," Mr. Russo said. The professor's remark was "a horrible blow," but he realized that it was also the truth and that he had "about 100 stories about people I knew unlike this imaginary woman."</w:t>
         <w:br/>
+        <w:t>"Nobody leaps into the air from the air," he continued. "We all leap into the air from something solid," in his case, his small-town past. He discarded the first novel, "destroying the evidence," and began writing "Mohawk," about people in a place like Gloversville, and he purged all literary pretension from his writing.</w:t>
+        <w:br/>
+        <w:t>Nevertheless, "Mohawk" was rejected by a score of publishers before it was printed as an original Vintage paperback. It was followed by "The Risk Pool," which paralleled the story of Russo, father and son, and was dedicated to James Russo. His next book, "Nobody's Fool," with the charming Sully at the center, became a turning point with the release of the Robert Benton film (starring Mr. Newman). After an academic comedy, "Straight Man," Mr. Russo moved on to "Empire Falls."</w:t>
+        <w:br/>
+        <w:t>Although the environment -- the bleakness of the former mill town -- is important, the author thinks of the book as more about class than about place. "People often confuse the two," he said, "but what strikes readers as place is very often closer to class, to the rhythms of a life."</w:t>
+        <w:br/>
+        <w:t>It wasn't until he was more than halfway through the novel that he decided to give greater prominence to the mill owner, C. B. Whiting, introducing him and his family in a prologue. Whiting became the Russo equivalent of an F. Scott Fitzgerald character, "a man who believes the past can be outrun, that the self can be reinvented to achieve an effect."</w:t>
+        <w:br/>
+        <w:t>That sense of reinvention is pervasive in the novel and in the author's life. Last year, in a commencement address at the Penn State campus in Altoona, he told the graduates that education was like "entering the witness-protection program -- you come out a different person with a different identity, and that's all part of the American dream."</w:t>
+        <w:br/>
+        <w:t>For him, "Empire Falls" is a major step ahead. "It challenged me to do some things I had never done before," he said. "It forced me to think about history and myth and to do more research. I really had to understand what was behind those mill closings. That doesn't mean that I won't depend on my life as a primary source of material, but I have to expand into the world if my work is to have relevance."</w:t>
+        <w:br/>
+        <w:t>In an essay, he wrote about his annual autumn climb with his daughters up Mount Megunticook in Maine. Sitting on a mountaintop looking at Camden and its harbor, he came to the conclusion that "a middle-aged man with two smart, beautiful college-bound daughters just might -- despite his hereditary inclinations -- find himself guilty of optimism."</w:t>
         <w:br/>
         <w:br/>
         <w:t>http://www.nytimes.com</w:t>
@@ -95,7 +108,7 @@
         <w:br/>
         <w:t xml:space="preserve"> </w:t>
         <w:br/>
-        <w:t>Drawing (Drawing by Lisa Haney)</w:t>
+        <w:t>Photos: The novelist Richard Russo. (Amelia Kunhardt for The New York Times)(pg. E1); Richard Russo at his home in Camden, Me. He says he writes in public places because when the phone rings, "it's not for me." (Amelia Kunhardt for The New York Times)(pg. E4)</w:t>
       </w:r>
     </w:p>
     <w:sectPr>

--- a/example_articles/states/Maine/2.states_Maine_New_York_Times.docx
+++ b/example_articles/states/Maine/2.states_Maine_New_York_Times.docx
@@ -7,7 +7,7 @@
         <w:pStyle w:val="Heading1"/>
       </w:pPr>
       <w:r>
-        <w:t>Writing a Novel in the Deli, Making Revisions in the Bar</w:t>
+        <w:t>Abolish Superdelegates. It's Only Democratic.</w:t>
       </w:r>
     </w:p>
     <w:p>
@@ -17,17 +17,17 @@
     </w:p>
     <w:p>
       <w:r>
-        <w:t>Date: 2001-08-29</w:t>
+        <w:t>Date: 2016-07-23</w:t>
       </w:r>
     </w:p>
     <w:p>
       <w:r>
-        <w:t>Section: Section E; Column 4; The Arts/Cultural Desk; Pg. 1</w:t>
+        <w:t>Section: Section ; Column 0; OpEd; Pg. ; OP-ED CONTRIBUTOR</w:t>
       </w:r>
     </w:p>
     <w:p>
       <w:r>
-        <w:t>Source file: NYT/51.DOCX</w:t>
+        <w:t>Source file: NYT/24.DOCX</w:t>
       </w:r>
     </w:p>
     <w:p>
@@ -49,66 +49,36 @@
     </w:p>
     <w:p>
       <w:r>
-        <w:t>In his five novels, from "Mohawk" through his latest book, "Empire Falls," Richard Russo has proved himself to be an alchemist, transforming the quotidian -- everyday people and seemingly ordinary events -- into the quintessential.</w:t>
+        <w:t>PORTLAND, Me. -- In no recent American election has the divide between a powerful elite and a frustrated public been so apparent and so central as in 2016. How we address this issue will define the future of our country. For many Democrats, the living symbol of this divide are the superdelegates.</w:t>
         <w:br/>
-        <w:t xml:space="preserve">     To the passing stranger, the fictional Empire Falls might look like a ghost town. The textile mill and shirt factory that once made it a thriving Maine community have long since disappeared, leaving a main street of sleepy nonchalance. But as illuminated by Mr. Russo, the town is full of vivid characters and is the embodiment of the dreams and disappointments of its citizens and, on a metaphorical level, of the country they live in. </w:t>
+        <w:t xml:space="preserve">In my state, Maine, more than 64 percent of voters supported Bernie Sanders in the caucuses. Yet many of the superdelegates -- also known as unpledged party leader and elected official delegates -- were pledged to Hillary Clinton long before rank-and-file Democrats even voted. As a state representative, I heard the frustration from my constituents. To address that, I sponsored an amendment to the rules of the Maine Democratic Party requiring that, starting in 2020, superdelegates vote in proportion to the popular vote. </w:t>
         <w:br/>
-        <w:t xml:space="preserve"> With "Empire Falls," Mr. Russo moves from New York State, the setting of "Mohawk" and "Nobody's Fool" (a novel that became a Paul Newman film), to Maine. That route follows the author's own journey. Born in Johnstown, N.Y., 52 years ago, he grew up in nearby Gloversville. For five years he has lived here in Camden, a picture-perfect, harborside community, the antithesis of Empire Falls, which, he says, is closer to such inland Maine towns as Lewiston, Madison and Skowhegan.</w:t>
+        <w:t xml:space="preserve">  The proposal also included a nonbinding resolution that our current superdelegates vote in proportion to this year's caucus votes. And a second nonbinding resolution directs Maine's Democratic National Committee members to work at the national level to abolish superdelegates.</w:t>
         <w:br/>
-        <w:t>For many years, Camden has been a home for writers, painters and photographers, and now Rick Russo is the most notable resident artist. As unpretentious as any of his principal characters, he is a familiar figure on Camden streets.</w:t>
+        <w:t xml:space="preserve">  Less than two months later, Democrats in nearly 20 states have voted -- most at their local conventions -- to reform the superdelegate system. National leaders like the retired congressman Barney Frank; Christine Pelosi, a five-time former national committee member; her mother, the Democratic House leader, Nancy Pelosi; former Senator Russ Feingold; former Labor Secretary Robert B. Reich; Senator Elizabeth Warren; and a host of progressive organizations have  come out in opposition to the superdelegate system.</w:t>
         <w:br/>
-        <w:t>The unofficial Russo tour of the city begins at the Camden Deli, a small cafe where every morning he sits at a corner table and writes in a composition book. Before lunch he moves to Fitzpatrick's bar and grill near the pier, and revises what he has written that morning or on previous days. Around the corner from Fitzpatrick's is the Owl and Turtle Bookshop, where signed copies of "Empire Falls" have been selling briskly since the book's publication.</w:t>
+        <w:t xml:space="preserve">  It's easy to understand why: The numbers are indefensible. When the Pew Research Center analyzed the demographics of the 2016 superdelegates, what they found was disturbing -- considering the Democratic Party's efforts to reach marginalized voices. According to the study, 58 percent of superdelegates are male, 62 percent are white and their average age is about 60.</w:t>
         <w:br/>
-        <w:t>Later in the afternoon he returns home and puts his revisions on a computer. This is a routine he follows like a ritual. Having previously written in college cafeterias in stolen hours between teaching classes, he finds a kind of aesthetic tranquillity amid the tumult of daily life. When Mr. Russo is writing in a public place, people don't bother him, at least "not more than once." And "if the phone rings, it's not for me."</w:t>
+        <w:t xml:space="preserve">  In taking up the fight against the system, those of us who have been left behind by establishment politics -- or the Good Old Boys Club -- found a way to make the party of democracy more democratic. The Democratic Party should reflect the collective power of the people and welcome voters who share a common vision of equal opportunity. Operating like a private club is antithetical to those principles.</w:t>
         <w:br/>
-        <w:t>One Sunday morning he altered his schedule to sit in the sunroom of his home (where he lives with his wife and their two daughters) and talk about himself and his work. Asked how much one would know about his life from reading his novels, he said, "There are things in my novels that are very autobiographical and there are things that are just wholly imagined." With a typically hearty laugh, he added, "And I'm probably not going to tell you which is which."</w:t>
+        <w:t xml:space="preserve">  At our national convention in Philadelphia, Democrats have a historic opportunity to change this. As Democrats, we cannot in good conscience deny that there is among working-class and middle-class voters a growing frustration -- well beyond my state -- with the tone-deafness of some of our elected representatives. We have always been the party of the hard-working, the voiceless and the downtrodden, but by upholding the privileges of superdelegates, we are betraying the people we fight for.</w:t>
         <w:br/>
-        <w:t>Undeniably he knows the territory from personal experience. Aspects of Mr. Russo and his late father, James (a decorated war hero and a plumber), run through all the books. Jimmy Russo is there in Sam Hall in "The Risk Pool"; as Sully, the character played by Mr. Newman in "Nobody's Fool"; and in Max Roby, an unemployed house painter and the father of the protagonist, Miles Roby, in "Empire Falls." They all have, he said, a certain "roguish, rakish quality." Mr. Newman already has his eye on playing Max if a movie or a mini-series is made from "Empire Falls," Mr. Russo said.</w:t>
+        <w:t xml:space="preserve">  This isn't just about ideals; it's about arithmetic. A recent Bloomberg Politics poll showed that just 55 percent of Sanders supporters planned to vote for Mrs. Clinton; an alarming 22 percent said they planned to vote for Mr. Trump, while 18 percent planned to take their chances with the Libertarian Party nominee, Gary Johnson. While Mrs. Clinton remains ahead of Mr. Trump in national polling, we've already seen the Republican nominee defy the odds -- and pollsters' predictions.</w:t>
         <w:br/>
-        <w:t>"There's a certain spirit to my father that I tend to capture in various guises," Mr. Russo said. "He was one of the most generous men I've ever known about any kind of unenforceable obligation" to a friend or an acquaintance. "My father wasn't good at enforceable obligations, like husband to wife. As soon as you told him he had do something, that was the end of that."</w:t>
+        <w:t xml:space="preserve">  In my home state, split votes twice allowed the Republican Paul LePage to win election to governor. If we ignore the math and the populist anger, and alienate Sanders supporters, we could end up waking to a nasty election hangover on Nov. 9.</w:t>
         <w:br/>
-        <w:t>His parents were divorced when he was in high school and he and his father became closer over the years. When he was home on vacation from college, he joined his father on the job as a laborer and also hung out with him at local bars: "One of the hard lessons I've learned in my life with my father and any number of people is that you can't really ask them to do what they're not designed to do. You can only fiddle with their software."</w:t>
+        <w:t xml:space="preserve">  To build unity, Democrats must re-establish trust with the base of the party. Platform changes, if only symbolic, are a big part of that. Mr. Sanders helped devise the most progressive party platform in United States history, winning concessions that include support for a $15 minimum wage and an expansion of Social Security. What remains is to ensure that grass-roots Democrats people can express their voice in the party's nominating process for president.</w:t>
         <w:br/>
-        <w:t>He found that he enjoyed the working-class life. "Sitting on a stool at a bar next to my father, listening to his stories," he said, "I was beginning to know all the people that he knew and have affection and respect for them as he did. There were times when I could imagine doing that for the rest of my life." Eventually those times and the people he met were transformed into his art.</w:t>
+        <w:t xml:space="preserve">  That is why I recently submitted an amendment to the party's rules committee that would eliminate superdelegates. It would leave in place the current system of pledged delegates, who are elected in proportion to each state's popular vote. Party bigwigs can have a privileged place at the national convention, but they should not have privileged votes.</w:t>
         <w:br/>
-        <w:t>Rick Russo himself is present in many characters in his novels, most particularly in Miles Roby in "Empire Falls" and in Miles's devotion to his teenage daughter. Although he once wanted to be a college professor, he has settled for a life as the manager of the Empire Grill, with the futile hope that he may eventually own the restaurant.</w:t>
+        <w:t xml:space="preserve">  Getting rid of the superdelegate system will not mean the end of our efforts to make the party fully democratic, but it would lay a firm foundation on which to build a stronger, more progressive vision for our country. More important, rank-and-file Democrats will get back their voices -- and their confidence that their votes count.</w:t>
         <w:br/>
-        <w:t>A classic underachiever, Miles is also a good man and a figure of some nobility. "One of the reasons I think he is heroic," Mr. Russo said, "is that in an age of whiners, he is not a whiner. He's made his choices. As much as he would like to blame circumstances for things that did not work out, he's much more likely to blame himself. He's been a grown-up for a very long time."</w:t>
+        <w:t xml:space="preserve">  The rules committee should send the proposal to the convention floor in Philadelphia and recommend that the convention delegates support it. To borrow the words of one of that city's favorite sons, Benjamin Franklin, we have a republic -- if we can keep it.</w:t>
         <w:br/>
-        <w:t>Mr. Russo said the book was inspired by two visual images. The first was a van that he saw that had "The Silver Fox" stenciled on it. That inscription brought to life the character of Walt Comeau, a small-town braggart who has run off with Miles's wife but remains an ostentatious regular in the Empire Grill. The other image was of Mr. Russo's younger daughter, Kate, leaving for school carrying a heavy backpack, a young woman "with too much weight to bear." Kate was the model for Miles's daughter, Tick, who is at the heart of the novel.</w:t>
-        <w:br/>
-        <w:t>"Writing this book I had a sense that my own truest destiny is as a father of my daughters," he said. "I couldn't have brought that to life in Miles if I didn't feel it so deeply."</w:t>
-        <w:br/>
-        <w:t>As a novelist Mr. Russo was a late starter, although in common with his father and his grandfather, he has always been a storyteller. He did not begin writing until he was nearly 30, and then largely as a distraction from finishing his doctoral dissertation at the University of Arizona. His subject was the early American novelist Charles Brockden Brown. He thought that the graduate students in creative writing were having much more fun than he was. So he wrote a short story and then took classes in fiction writing.</w:t>
-        <w:br/>
-        <w:t>Several semesters and at least one published story later, he decided he had "a novelist's temperament: my imagination goes outward." He wrote a novel, about a bitter middle-aged woman in Arizona, and showed it to a professor who said that only one part of the book came to life, a flashback to a small town back East.</w:t>
-        <w:br/>
-        <w:t>"I was trying to become a worldly and sophisticated young man and to distance myself from my parochial past," Mr. Russo said. The professor's remark was "a horrible blow," but he realized that it was also the truth and that he had "about 100 stories about people I knew unlike this imaginary woman."</w:t>
-        <w:br/>
-        <w:t>"Nobody leaps into the air from the air," he continued. "We all leap into the air from something solid," in his case, his small-town past. He discarded the first novel, "destroying the evidence," and began writing "Mohawk," about people in a place like Gloversville, and he purged all literary pretension from his writing.</w:t>
-        <w:br/>
-        <w:t>Nevertheless, "Mohawk" was rejected by a score of publishers before it was printed as an original Vintage paperback. It was followed by "The Risk Pool," which paralleled the story of Russo, father and son, and was dedicated to James Russo. His next book, "Nobody's Fool," with the charming Sully at the center, became a turning point with the release of the Robert Benton film (starring Mr. Newman). After an academic comedy, "Straight Man," Mr. Russo moved on to "Empire Falls."</w:t>
-        <w:br/>
-        <w:t>Although the environment -- the bleakness of the former mill town -- is important, the author thinks of the book as more about class than about place. "People often confuse the two," he said, "but what strikes readers as place is very often closer to class, to the rhythms of a life."</w:t>
-        <w:br/>
-        <w:t>It wasn't until he was more than halfway through the novel that he decided to give greater prominence to the mill owner, C. B. Whiting, introducing him and his family in a prologue. Whiting became the Russo equivalent of an F. Scott Fitzgerald character, "a man who believes the past can be outrun, that the self can be reinvented to achieve an effect."</w:t>
-        <w:br/>
-        <w:t>That sense of reinvention is pervasive in the novel and in the author's life. Last year, in a commencement address at the Penn State campus in Altoona, he told the graduates that education was like "entering the witness-protection program -- you come out a different person with a different identity, and that's all part of the American dream."</w:t>
-        <w:br/>
-        <w:t>For him, "Empire Falls" is a major step ahead. "It challenged me to do some things I had never done before," he said. "It forced me to think about history and myth and to do more research. I really had to understand what was behind those mill closings. That doesn't mean that I won't depend on my life as a primary source of material, but I have to expand into the world if my work is to have relevance."</w:t>
-        <w:br/>
-        <w:t>In an essay, he wrote about his annual autumn climb with his daughters up Mount Megunticook in Maine. Sitting on a mountaintop looking at Camden and its harbor, he came to the conclusion that "a middle-aged man with two smart, beautiful college-bound daughters just might -- despite his hereditary inclinations -- find himself guilty of optimism."</w:t>
+        <w:t xml:space="preserve">  Follow The New York Times Opinion section on Facebook and Twitter (@NYTopinion), and sign up for the Opinion Today newsletter. </w:t>
         <w:br/>
         <w:br/>
-        <w:t>http://www.nytimes.com</w:t>
-        <w:br/>
-        <w:br/>
-        <w:t>Graphic</w:t>
-        <w:br/>
-        <w:br/>
-        <w:t xml:space="preserve"> </w:t>
-        <w:br/>
-        <w:t>Photos: The novelist Richard Russo. (Amelia Kunhardt for The New York Times)(pg. E1); Richard Russo at his home in Camden, Me. He says he writes in public places because when the phone rings, "it's not for me." (Amelia Kunhardt for The New York Times)(pg. E4)</w:t>
+        <w:t>http://www.nytimes.com/2016/07/23/opinion/campaign-stops/abolish-superdelegates-its-only-democratic.html</w:t>
       </w:r>
     </w:p>
     <w:sectPr>
